--- a/report/REPORT.docx
+++ b/report/REPORT.docx
@@ -127,6 +127,108 @@
       </w:pPr>
       <w:r>
         <w:t>Правила: контур по балансиру, стойке и основанию; трос и лестница не обводятся; мелкие/слитые станки у горизонта пропускаются.</w:t>
+      </w:r>
+    </w:p>
+    <w:p>
+      <w:pPr>
+        <w:jc w:val="center"/>
+      </w:pPr>
+      <w:r>
+        <w:drawing>
+          <wp:inline xmlns:a="http://schemas.openxmlformats.org/drawingml/2006/main" xmlns:pic="http://schemas.openxmlformats.org/drawingml/2006/picture">
+            <wp:extent cx="6120000" cy="701919"/>
+            <wp:docPr id="1" name="Picture 1"/>
+            <wp:cNvGraphicFramePr>
+              <a:graphicFrameLocks noChangeAspect="1"/>
+            </wp:cNvGraphicFramePr>
+            <a:graphic>
+              <a:graphicData uri="http://schemas.openxmlformats.org/drawingml/2006/picture">
+                <pic:pic>
+                  <pic:nvPicPr>
+                    <pic:cNvPr id="0" name="cvat_task.png"/>
+                    <pic:cNvPicPr/>
+                  </pic:nvPicPr>
+                  <pic:blipFill>
+                    <a:blip r:embed="rId9"/>
+                    <a:stretch>
+                      <a:fillRect/>
+                    </a:stretch>
+                  </pic:blipFill>
+                  <pic:spPr>
+                    <a:xfrm>
+                      <a:off x="0" y="0"/>
+                      <a:ext cx="6120000" cy="701919"/>
+                    </a:xfrm>
+                    <a:prstGeom prst="rect"/>
+                  </pic:spPr>
+                </pic:pic>
+              </a:graphicData>
+            </a:graphic>
+          </wp:inline>
+        </w:drawing>
+      </w:r>
+    </w:p>
+    <w:p>
+      <w:pPr>
+        <w:jc w:val="center"/>
+      </w:pPr>
+      <w:r>
+        <w:rPr>
+          <w:i/>
+          <w:sz w:val="18"/>
+        </w:rPr>
+        <w:t>Задача praktika в CVAT</w:t>
+      </w:r>
+    </w:p>
+    <w:p>
+      <w:pPr>
+        <w:jc w:val="center"/>
+      </w:pPr>
+      <w:r>
+        <w:drawing>
+          <wp:inline xmlns:a="http://schemas.openxmlformats.org/drawingml/2006/main" xmlns:pic="http://schemas.openxmlformats.org/drawingml/2006/picture">
+            <wp:extent cx="6120000" cy="3061595"/>
+            <wp:docPr id="2" name="Picture 2"/>
+            <wp:cNvGraphicFramePr>
+              <a:graphicFrameLocks noChangeAspect="1"/>
+            </wp:cNvGraphicFramePr>
+            <a:graphic>
+              <a:graphicData uri="http://schemas.openxmlformats.org/drawingml/2006/picture">
+                <pic:pic>
+                  <pic:nvPicPr>
+                    <pic:cNvPr id="0" name="cvat_annotation.png"/>
+                    <pic:cNvPicPr/>
+                  </pic:nvPicPr>
+                  <pic:blipFill>
+                    <a:blip r:embed="rId10"/>
+                    <a:stretch>
+                      <a:fillRect/>
+                    </a:stretch>
+                  </pic:blipFill>
+                  <pic:spPr>
+                    <a:xfrm>
+                      <a:off x="0" y="0"/>
+                      <a:ext cx="6120000" cy="3061595"/>
+                    </a:xfrm>
+                    <a:prstGeom prst="rect"/>
+                  </pic:spPr>
+                </pic:pic>
+              </a:graphicData>
+            </a:graphic>
+          </wp:inline>
+        </w:drawing>
+      </w:r>
+    </w:p>
+    <w:p>
+      <w:pPr>
+        <w:jc w:val="center"/>
+      </w:pPr>
+      <w:r>
+        <w:rPr>
+          <w:i/>
+          <w:sz w:val="18"/>
+        </w:rPr>
+        <w:t>Разметка полигоном в CVAT (класс pumpjack)</w:t>
       </w:r>
     </w:p>
     <w:p>
@@ -294,6 +396,108 @@
       </w:tr>
     </w:tbl>
     <w:p/>
+    <w:p>
+      <w:pPr>
+        <w:jc w:val="center"/>
+      </w:pPr>
+      <w:r>
+        <w:drawing>
+          <wp:inline xmlns:a="http://schemas.openxmlformats.org/drawingml/2006/main" xmlns:pic="http://schemas.openxmlformats.org/drawingml/2006/picture">
+            <wp:extent cx="6120000" cy="3060000"/>
+            <wp:docPr id="3" name="Picture 3"/>
+            <wp:cNvGraphicFramePr>
+              <a:graphicFrameLocks noChangeAspect="1"/>
+            </wp:cNvGraphicFramePr>
+            <a:graphic>
+              <a:graphicData uri="http://schemas.openxmlformats.org/drawingml/2006/picture">
+                <pic:pic>
+                  <pic:nvPicPr>
+                    <pic:cNvPr id="0" name="train_det.png"/>
+                    <pic:cNvPicPr/>
+                  </pic:nvPicPr>
+                  <pic:blipFill>
+                    <a:blip r:embed="rId11"/>
+                    <a:stretch>
+                      <a:fillRect/>
+                    </a:stretch>
+                  </pic:blipFill>
+                  <pic:spPr>
+                    <a:xfrm>
+                      <a:off x="0" y="0"/>
+                      <a:ext cx="6120000" cy="3060000"/>
+                    </a:xfrm>
+                    <a:prstGeom prst="rect"/>
+                  </pic:spPr>
+                </pic:pic>
+              </a:graphicData>
+            </a:graphic>
+          </wp:inline>
+        </w:drawing>
+      </w:r>
+    </w:p>
+    <w:p>
+      <w:pPr>
+        <w:jc w:val="center"/>
+      </w:pPr>
+      <w:r>
+        <w:rPr>
+          <w:i/>
+          <w:sz w:val="18"/>
+        </w:rPr>
+        <w:t>Графики обучения детекции (results — значение на эпохе, smooth — тренд)</w:t>
+      </w:r>
+    </w:p>
+    <w:p>
+      <w:pPr>
+        <w:jc w:val="center"/>
+      </w:pPr>
+      <w:r>
+        <w:drawing>
+          <wp:inline xmlns:a="http://schemas.openxmlformats.org/drawingml/2006/main" xmlns:pic="http://schemas.openxmlformats.org/drawingml/2006/picture">
+            <wp:extent cx="6120000" cy="1836000"/>
+            <wp:docPr id="4" name="Picture 4"/>
+            <wp:cNvGraphicFramePr>
+              <a:graphicFrameLocks noChangeAspect="1"/>
+            </wp:cNvGraphicFramePr>
+            <a:graphic>
+              <a:graphicData uri="http://schemas.openxmlformats.org/drawingml/2006/picture">
+                <pic:pic>
+                  <pic:nvPicPr>
+                    <pic:cNvPr id="0" name="train_seg.png"/>
+                    <pic:cNvPicPr/>
+                  </pic:nvPicPr>
+                  <pic:blipFill>
+                    <a:blip r:embed="rId12"/>
+                    <a:stretch>
+                      <a:fillRect/>
+                    </a:stretch>
+                  </pic:blipFill>
+                  <pic:spPr>
+                    <a:xfrm>
+                      <a:off x="0" y="0"/>
+                      <a:ext cx="6120000" cy="1836000"/>
+                    </a:xfrm>
+                    <a:prstGeom prst="rect"/>
+                  </pic:spPr>
+                </pic:pic>
+              </a:graphicData>
+            </a:graphic>
+          </wp:inline>
+        </w:drawing>
+      </w:r>
+    </w:p>
+    <w:p>
+      <w:pPr>
+        <w:jc w:val="center"/>
+      </w:pPr>
+      <w:r>
+        <w:rPr>
+          <w:i/>
+          <w:sz w:val="18"/>
+        </w:rPr>
+        <w:t>Графики обучения сегментации</w:t>
+      </w:r>
+    </w:p>
     <w:p>
       <w:pPr>
         <w:pStyle w:val="Heading1"/>
